--- a/btth2.docx
+++ b/btth2.docx
@@ -15,7 +15,7 @@
           <w:szCs w:val="26"/>
           <w:rFonts w:ascii="Times New Roman" w:cs="Times New Roman" w:eastAsia="Times New Roman" w:hAnsi="Times New Roman"/>
         </w:rPr>
-        <w:t xml:space="preserve">Nhiệm vụ 1: Phân rã User Story thành Task kỹ thuật (P1)</w:t>
+        <w:t xml:space="preserve">Nhiệm vụ 1: Phân rã Task kỹ thuật User Story nạp tiền</w:t>
       </w:r>
     </w:p>
     <w:p>
@@ -29,7 +29,7 @@
           <w:szCs w:val="24"/>
           <w:rFonts w:ascii="Times New Roman" w:cs="Times New Roman" w:eastAsia="Times New Roman" w:hAnsi="Times New Roman"/>
         </w:rPr>
-        <w:t xml:space="preserve">Mình tiến hành phân rã User Story 'Là khách hàng, tôi muốn nạp tiền vào ví GoFood qua thẻ tín dụng quốc tế' (5 Story Points) thành các Task kỹ thuật cụ thể. Mỗi Task đều bắt đầu bằng động từ hành động, có đầu ra kiểm chứng được và tổng thời gian ước lượng hoàn toàn đáp ứng Definition of Done (DoD) của đội.</w:t>
+        <w:t xml:space="preserve">Tôi tiến hành phân rã User Story 'Là khách hàng, tôi muốn nạp tiền vào ví GoFood qua thẻ tín dụng quốc tế' (5 Story Points) thành các Task kỹ thuật cụ thể. Mỗi Task bắt đầu bằng một động từ mạnh, có đầu ra kiểm chứng được và tuân thủ tuyệt đối Definition of Done (DoD) của đội.</w:t>
       </w:r>
     </w:p>
     <w:p>
@@ -48,7 +48,7 @@
           <w:szCs w:val="24"/>
           <w:rFonts w:ascii="Times New Roman" w:cs="Times New Roman" w:eastAsia="Times New Roman" w:hAnsi="Times New Roman"/>
         </w:rPr>
-        <w:t xml:space="preserve">Thiết kế giao diện nhập thẻ – 4 giờ (Đầu ra: Màn hình UI nhập số thẻ, ngày hết hạn, mã CVV chạy được trên môi trường dev)</w:t>
+        <w:t xml:space="preserve">Task 1: Thiết kế màn hình nhập thẻ (4 giờ) - Đầu ra kiểm chứng được: Giao diện UI hoàn thiện, hỗ trợ nhập thông tin thẻ, validated các trường dữ liệu cơ bản.</w:t>
       </w:r>
     </w:p>
     <w:p>
@@ -67,7 +67,7 @@
           <w:szCs w:val="24"/>
           <w:rFonts w:ascii="Times New Roman" w:cs="Times New Roman" w:eastAsia="Times New Roman" w:hAnsi="Times New Roman"/>
         </w:rPr>
-        <w:t xml:space="preserve">Viết chức năng nạp tiền phía máy chủ gọi cổng ngân hàng – 8 giờ (Đầu ra: API backend xử lý giao dịch kết nối thành công với Sandbox ngân hàng)</w:t>
+        <w:t xml:space="preserve">Task 2: Viết chức năng nạp tiền phía máy chủ gọi cổng ngân hàng (8 giờ) - Đầu ra kiểm chứng được: API kết nối cổng thanh toán quốc tế hoạt động ổn định, xử lý được mã phản hồi trả về.</w:t>
       </w:r>
     </w:p>
     <w:p>
@@ -86,7 +86,7 @@
           <w:szCs w:val="24"/>
           <w:rFonts w:ascii="Times New Roman" w:cs="Times New Roman" w:eastAsia="Times New Roman" w:hAnsi="Times New Roman"/>
         </w:rPr>
-        <w:t xml:space="preserve">Mã hóa thông tin thẻ, không lưu số thẻ – 5 giờ (Đầu ra: Module bảo mật mã hóa dữ liệu nhạy cảm theo chuẩn PCI-DSS)</w:t>
+        <w:t xml:space="preserve">Task 3: Mã hóa thông tin thẻ, không lưu số thẻ (5 giờ) - Đầu ra kiểm chứng được: Dữ liệu thẻ nhạy cảm được mã hóa chuẩn bảo mật PCI-DSS, không lưu trữ thông tin số thẻ trên cơ sở dữ liệu nội bộ.</w:t>
       </w:r>
     </w:p>
     <w:p>
@@ -105,7 +105,7 @@
           <w:szCs w:val="24"/>
           <w:rFonts w:ascii="Times New Roman" w:cs="Times New Roman" w:eastAsia="Times New Roman" w:hAnsi="Times New Roman"/>
         </w:rPr>
-        <w:t xml:space="preserve">Viết và chạy kiểm thử (nạp thành công, thẻ bị từ chối, quá thời gian chờ) – 6 giờ (Đầu ra: Bộ test cases Automation/Manual đạt 100% các kịch bản kiểm thử)</w:t>
+        <w:t xml:space="preserve">Task 4: Viết và chạy kiểm thử trường hợp nạp thành công, thẻ bị từ chối, timeout (6 giờ) - Đầu ra kiểm chứng được: Bộ test cases đạt 100% test pass, kiểm thử thành công kịch bản thẻ bị từ chối giao dịch.</w:t>
       </w:r>
     </w:p>
     <w:p>
@@ -124,7 +124,7 @@
           <w:szCs w:val="24"/>
           <w:rFonts w:ascii="Times New Roman" w:cs="Times New Roman" w:eastAsia="Times New Roman" w:hAnsi="Times New Roman"/>
         </w:rPr>
-        <w:t xml:space="preserve">Review code và đưa lên môi trường thử nghiệm – 3 giờ (Đầu ra: Pull Request được đồng nghiệp review approved và deploy thành công lên Staging)</w:t>
+        <w:t xml:space="preserve">Task 5: Review code và đưa lên môi trường thử nghiệm (3 giờ) - Đầu ra kiểm chứng được: Code đã được ít nhất một lập trình viên khác review, pull request được merge và deploy thành công lên môi trường Staging.</w:t>
       </w:r>
     </w:p>
     <w:p>
@@ -154,7 +154,7 @@
           <w:szCs w:val="24"/>
           <w:rFonts w:ascii="Times New Roman" w:cs="Times New Roman" w:eastAsia="Times New Roman" w:hAnsi="Times New Roman"/>
         </w:rPr>
-        <w:t xml:space="preserve">Dựa trên thông số nhân sự và thời gian làm việc thực tế của Scrum Team trong Sprint 10 ngày, mình tính toán sức chứa thực tế (Capacity) như sau:</w:t>
+        <w:t xml:space="preserve">Để đảm bảo lập kế hoạch sát thực tế, tôi tiến hành tính toán năng lực làm việc thực tế của Scrum Team dựa trên số liệu ngày khả dụng, giờ tập trung, việc cố định và khoảng dự phòng (Buffer).</w:t>
       </w:r>
     </w:p>
     <w:p>
@@ -168,49 +168,7 @@
           <w:szCs w:val="24"/>
           <w:rFonts w:ascii="Times New Roman" w:cs="Times New Roman" w:eastAsia="Times New Roman" w:hAnsi="Times New Roman"/>
         </w:rPr>
-        <w:t xml:space="preserve">Tổng giờ tập trung của 4 thành viên (Nam 10 ngày, Thảo 10 ngày, Quân 10 ngày, Hương 7 ngày do nghỉ phép 3 ngày) với định mức 6 giờ/ngày/người: (10 + 10 + 10 + 7) x 6 = 37 x 6 = 222 giờ.</w:t>
-      </w:r>
-    </w:p>
-    <w:p>
-      <w:pPr>
-        <w:spacing w:after="120" w:line="276"/>
-      </w:pPr>
-      <w:r>
-        <w:rPr>
-          <w:color w:val="000000"/>
-          <w:sz w:val="24"/>
-          <w:szCs w:val="24"/>
-          <w:rFonts w:ascii="Times New Roman" w:cs="Times New Roman" w:eastAsia="Times New Roman" w:hAnsi="Times New Roman"/>
-        </w:rPr>
-        <w:t xml:space="preserve">Trừ đi thời gian việc cố định (buổi demo với ngân hàng đối tác cả team mất 12 giờ): 222 - 12 = 210 giờ.</w:t>
-      </w:r>
-    </w:p>
-    <w:p>
-      <w:pPr>
-        <w:spacing w:after="120" w:line="276"/>
-      </w:pPr>
-      <w:r>
-        <w:rPr>
-          <w:color w:val="000000"/>
-          <w:sz w:val="24"/>
-          <w:szCs w:val="24"/>
-          <w:rFonts w:ascii="Times New Roman" w:cs="Times New Roman" w:eastAsia="Times New Roman" w:hAnsi="Times New Roman"/>
-        </w:rPr>
-        <w:t xml:space="preserve">Trừ tiếp khoản dự phòng Buffer 10% trên số giờ còn lại: 210 x 10% = 21 giờ.</w:t>
-      </w:r>
-    </w:p>
-    <w:p>
-      <w:pPr>
-        <w:spacing w:after="120" w:line="276"/>
-      </w:pPr>
-      <w:r>
-        <w:rPr>
-          <w:color w:val="000000"/>
-          <w:sz w:val="24"/>
-          <w:szCs w:val="24"/>
-          <w:rFonts w:ascii="Times New Roman" w:cs="Times New Roman" w:eastAsia="Times New Roman" w:hAnsi="Times New Roman"/>
-        </w:rPr>
-        <w:t xml:space="preserve">Sức chứa thực tế (Capacity) của Scrum Team: 210 - 21 = 189 giờ.</w:t>
+        <w:t xml:space="preserve">Công thức áp dụng: Capacity thực tế = Σ(Ngày khả dụng × Giờ tập trung) − Việc cố định − Buffer</w:t>
       </w:r>
     </w:p>
     <w:p>
@@ -229,7 +187,7 @@
           <w:szCs w:val="24"/>
           <w:rFonts w:ascii="Times New Roman" w:cs="Times New Roman" w:eastAsia="Times New Roman" w:hAnsi="Times New Roman"/>
         </w:rPr>
-        <w:t xml:space="preserve">Tổng giờ Task của Sprint Backlog: P1 (26 giờ) + P2 (34 giờ) + P3 (58 giờ) + P4 (44 giờ) + P5 (18 giờ) = 180 giờ.</w:t>
+        <w:t xml:space="preserve">Tổng giờ tập trung của 4 thành viên (Nam: 10, Thảo: 10, Quân: 10, Hương: 7 ngày khả dụng): (10 + 10 + 10 + 7) × 6 = 37 × 6 = 222 giờ.</w:t>
       </w:r>
     </w:p>
     <w:p>
@@ -248,7 +206,7 @@
           <w:szCs w:val="24"/>
           <w:rFonts w:ascii="Times New Roman" w:cs="Times New Roman" w:eastAsia="Times New Roman" w:hAnsi="Times New Roman"/>
         </w:rPr>
-        <w:t xml:space="preserve">Đối chiếu với Capacity: Tổng giờ Task (180 giờ) &lt;= Capacity thực tế (189 giờ). Do đó, team hoàn toàn tự tin nhận đủ Sprint Backlog.</w:t>
+        <w:t xml:space="preserve">Trừ việc cố định (buổi demo với ngân hàng đối tác cả team mất 12 giờ): 222 - 12 = 210 giờ.</w:t>
       </w:r>
     </w:p>
     <w:p>
@@ -267,37 +225,7 @@
           <w:szCs w:val="24"/>
           <w:rFonts w:ascii="Times New Roman" w:cs="Times New Roman" w:eastAsia="Times New Roman" w:hAnsi="Times New Roman"/>
         </w:rPr>
-        <w:t xml:space="preserve">Nguyên tắc Scrum: Không quy đổi Story Point cứng nhắc ra giờ (ví dụ P2 và P4 đều 5 SP nhưng tốn số giờ khác nhau lần lượt là 34 giờ và 44 giờ do độ phức tạp kỹ thuật).</w:t>
-      </w:r>
-    </w:p>
-    <w:p>
-      <w:pPr>
-        <w:spacing w:before="240" w:after="120"/>
-      </w:pPr>
-      <w:r>
-        <w:rPr>
-          <w:b/>
-          <w:bCs/>
-          <w:color w:val="000000"/>
-          <w:sz w:val="26"/>
-          <w:szCs w:val="26"/>
-          <w:rFonts w:ascii="Times New Roman" w:cs="Times New Roman" w:eastAsia="Times New Roman" w:hAnsi="Times New Roman"/>
-        </w:rPr>
-        <w:t xml:space="preserve">Nhiệm vụ 3: Lập bảng dữ liệu Burndown Chart và Phân tích tiến độ</w:t>
-      </w:r>
-    </w:p>
-    <w:p>
-      <w:pPr>
-        <w:spacing w:after="120" w:line="276"/>
-      </w:pPr>
-      <w:r>
-        <w:rPr>
-          <w:color w:val="000000"/>
-          <w:sz w:val="24"/>
-          <w:szCs w:val="24"/>
-          <w:rFonts w:ascii="Times New Roman" w:cs="Times New Roman" w:eastAsia="Times New Roman" w:hAnsi="Times New Roman"/>
-        </w:rPr>
-        <w:t xml:space="preserve">Dưới đây là bảng số liệu chi tiết từ Ngày 0 đến Ngày 10 ghi nhận đường lý tưởng (Ideal Line) và đường thực tế (Actual Line) của Sprint:</w:t>
+        <w:t xml:space="preserve">Tính khoảng dự phòng Buffer 10% trên số giờ còn lại: 210 × 10% = 21 giờ.</w:t>
       </w:r>
     </w:p>
     <w:p>
@@ -316,7 +244,7 @@
           <w:szCs w:val="24"/>
           <w:rFonts w:ascii="Times New Roman" w:cs="Times New Roman" w:eastAsia="Times New Roman" w:hAnsi="Times New Roman"/>
         </w:rPr>
-        <w:t xml:space="preserve">Ngày 1 đến Ngày 3 đường thực tế đi ngang ở mốc 25 points: Cảnh báo công việc bị tắc nghẽn nghiêm trọng (Blocker) do lỗi hệ thống OTP từ ngân hàng đối tác.</w:t>
+        <w:t xml:space="preserve">Capacity thực tế của Scrum Team: 210 - 21 = 189 giờ.</w:t>
       </w:r>
     </w:p>
     <w:p>
@@ -335,7 +263,7 @@
           <w:szCs w:val="24"/>
           <w:rFonts w:ascii="Times New Roman" w:cs="Times New Roman" w:eastAsia="Times New Roman" w:hAnsi="Times New Roman"/>
         </w:rPr>
-        <w:t xml:space="preserve">Ngày 5 và Ngày 8 đường thực tế tiếp tục đi ngang dù team vẫn làm việc: Do bản chất Burndown Chart tính theo Story Point chỉ giảm xuống khi một Product Backlog Item (PBI) hoàn thành đạt 100% Definition of Done (DoD), các Task đang làm dở chưa được tính điểm.</w:t>
+        <w:t xml:space="preserve">Tổng giờ Task của Sprint Backlog: P1 (26 giờ) + P2 (34 giờ) + P3 (58 giờ) + P4 (44 giờ) + P5 (18 giờ) = 180 giờ.</w:t>
       </w:r>
     </w:p>
     <w:p>
@@ -354,7 +282,37 @@
           <w:szCs w:val="24"/>
           <w:rFonts w:ascii="Times New Roman" w:cs="Times New Roman" w:eastAsia="Times New Roman" w:hAnsi="Times New Roman"/>
         </w:rPr>
-        <w:t xml:space="preserve">Đề xuất cho Daily Scrum sáng Ngày 4: Scrum Master cần nhanh chóng phối hợp với bên ngân hàng đối tác để gỡ nghẽn kỹ thuật; trong lúc chờ đợi, Developers nên chuyển hướng sang làm các PBI không bị phụ thuộc vào cổng thẻ (như P2 Xem số dư và lịch sử ví). Nếu có nguy cơ trễ hạn bàn giao, cần thảo luận sớm với Product Owner về việc điều chỉnh phạm vi nhưng tuyệt đối phải giữ vững Sprint Goal.</w:t>
+        <w:t xml:space="preserve">Đối chiếu: Tổng giờ Task (180 giờ) &lt;= Capacity thực tế (189 giờ), do đó team hoàn toàn nhận đủ Sprint Backlog mà không sợ bị quá tải. Lưu ý không quy đổi Story Point sang giờ một cách máy móc vì các PBI có độ phức tạp kỹ thuật khác nhau (ví dụ P2 và P4 đều 5 SP nhưng tốn số giờ thực hiện chênh lệch).</w:t>
+      </w:r>
+    </w:p>
+    <w:p>
+      <w:pPr>
+        <w:spacing w:before="240" w:after="120"/>
+      </w:pPr>
+      <w:r>
+        <w:rPr>
+          <w:b/>
+          <w:bCs/>
+          <w:color w:val="000000"/>
+          <w:sz w:val="26"/>
+          <w:szCs w:val="26"/>
+          <w:rFonts w:ascii="Times New Roman" w:cs="Times New Roman" w:eastAsia="Times New Roman" w:hAnsi="Times New Roman"/>
+        </w:rPr>
+        <w:t xml:space="preserve">Nhiệm vụ 3: Lập bảng dữ liệu và Phân tích Burndown Chart</w:t>
+      </w:r>
+    </w:p>
+    <w:p>
+      <w:pPr>
+        <w:spacing w:after="120" w:line="276"/>
+      </w:pPr>
+      <w:r>
+        <w:rPr>
+          <w:color w:val="000000"/>
+          <w:sz w:val="24"/>
+          <w:szCs w:val="24"/>
+          <w:rFonts w:ascii="Times New Roman" w:cs="Times New Roman" w:eastAsia="Times New Roman" w:hAnsi="Times New Roman"/>
+        </w:rPr>
+        <w:t xml:space="preserve">Dưới đây là bảng số liệu chi tiết từ Ngày 0 đến Ngày 10 ghi nhận lượng điểm Story Points còn lại theo Đường lý tưởng (Ideal Line) và Đường thực tế (Actual Line).</w:t>
       </w:r>
     </w:p>
     <w:tbl>
@@ -772,7 +730,7 @@
                 <w:szCs w:val="22"/>
                 <w:rFonts w:ascii="Times New Roman" w:cs="Times New Roman" w:eastAsia="Times New Roman" w:hAnsi="Times New Roman"/>
               </w:rPr>
-              <w:t xml:space="preserve">Vẫn bị nghẽn, cao hơn đường lý tưởng 7.5 pt</w:t>
+              <w:t xml:space="preserve">Vẫn bị nghẽn, cao hơn đường lý tưởng 7,5 pt</w:t>
             </w:r>
           </w:p>
         </w:tc>
@@ -1328,6 +1286,93 @@
       <w:pPr>
         <w:spacing w:after="160"/>
       </w:pPr>
+    </w:p>
+    <w:p>
+      <w:pPr>
+        <w:spacing w:before="240" w:after="120"/>
+      </w:pPr>
+      <w:r>
+        <w:rPr>
+          <w:b/>
+          <w:bCs/>
+          <w:color w:val="000000"/>
+          <w:sz w:val="26"/>
+          <w:szCs w:val="26"/>
+          <w:rFonts w:ascii="Times New Roman" w:cs="Times New Roman" w:eastAsia="Times New Roman" w:hAnsi="Times New Roman"/>
+        </w:rPr>
+        <w:t xml:space="preserve">Phân tích và Đề xuất hành động từ Burndown Chart</w:t>
+      </w:r>
+    </w:p>
+    <w:p>
+      <w:pPr>
+        <w:spacing w:after="120" w:line="276"/>
+      </w:pPr>
+      <w:r>
+        <w:rPr>
+          <w:color w:val="000000"/>
+          <w:sz w:val="24"/>
+          <w:szCs w:val="24"/>
+          <w:rFonts w:ascii="Times New Roman" w:cs="Times New Roman" w:eastAsia="Times New Roman" w:hAnsi="Times New Roman"/>
+        </w:rPr>
+        <w:t xml:space="preserve">Từ biểu đồ Burndown Chart và dữ liệu thực tế diễn ra trong Sprint, tôi rút ra các kết luận kỹ thuật và hướng xử lý sau:</w:t>
+      </w:r>
+    </w:p>
+    <w:p>
+      <w:pPr>
+        <w:pStyle w:val="ListParagraph"/>
+        <w:numPr>
+          <w:ilvl w:val="0"/>
+          <w:numId w:val="1"/>
+        </w:numPr>
+        <w:spacing w:after="80" w:line="276"/>
+      </w:pPr>
+      <w:r>
+        <w:rPr>
+          <w:color w:val="000000"/>
+          <w:sz w:val="24"/>
+          <w:szCs w:val="24"/>
+          <w:rFonts w:ascii="Times New Roman" w:cs="Times New Roman" w:eastAsia="Times New Roman" w:hAnsi="Times New Roman"/>
+        </w:rPr>
+        <w:t xml:space="preserve">Hiện tượng đi ngang từ Ngày 1 đến Ngày 3: Đường thực tế đi ngang ở mốc 25 points báo hiệu tình trạng nghẽn hệ thống nghiêm trọng (Blocker) do lỗi xác thực OTP từ phía ngân hàng đối tác, khiến chưa có PBI nào hoàn thành đạt chuẩn DoD.</w:t>
+      </w:r>
+    </w:p>
+    <w:p>
+      <w:pPr>
+        <w:pStyle w:val="ListParagraph"/>
+        <w:numPr>
+          <w:ilvl w:val="0"/>
+          <w:numId w:val="1"/>
+        </w:numPr>
+        <w:spacing w:after="80" w:line="276"/>
+      </w:pPr>
+      <w:r>
+        <w:rPr>
+          <w:color w:val="000000"/>
+          <w:sz w:val="24"/>
+          <w:szCs w:val="24"/>
+          <w:rFonts w:ascii="Times New Roman" w:cs="Times New Roman" w:eastAsia="Times New Roman" w:hAnsi="Times New Roman"/>
+        </w:rPr>
+        <w:t xml:space="preserve">Nguyên nhân ngày 5 và ngày 8 đi ngang: Mặc dù các lập trình viên vẫn làm việc chăm chỉ, nhưng theo nguyên lý Agile Scrum, Burndown Chart tính điểm dựa trên Story Point hoàn thành khi PBI đạt chuẩn DoD. Do các PBI này chưa kết thúc trọn vẹn nên điểm số trên biểu đồ chưa thể sụt giảm.</w:t>
+      </w:r>
+    </w:p>
+    <w:p>
+      <w:pPr>
+        <w:pStyle w:val="ListParagraph"/>
+        <w:numPr>
+          <w:ilvl w:val="0"/>
+          <w:numId w:val="1"/>
+        </w:numPr>
+        <w:spacing w:after="80" w:line="276"/>
+      </w:pPr>
+      <w:r>
+        <w:rPr>
+          <w:color w:val="000000"/>
+          <w:sz w:val="24"/>
+          <w:szCs w:val="24"/>
+          <w:rFonts w:ascii="Times New Roman" w:cs="Times New Roman" w:eastAsia="Times New Roman" w:hAnsi="Times New Roman"/>
+        </w:rPr>
+        <w:t xml:space="preserve">Hành động đề xuất tại Daily Scrum sáng Ngày 4: Scrum Master cần nhanh chóng nắm bắt thông tin, phối hợp với các bên liên quan để gỡ nghẽn cổng kết nối với ngân hàng đối tác. Trong thời gian chờ đợi, các lập trình viên nên tạm gác các Task phụ thuộc API ngân hàng để chuyển sang thực hiện các PBI độc lập (như P2 xem số dư và lịch sử ví). Nếu rủi ro trễ tiến độ kéo dài, team cần ngồi lại trao đổi với Product Owner về việc điều chỉnh phạm vi (scope), nhưng kiên quyết bảo vệ Sprint Goal.</w:t>
+      </w:r>
     </w:p>
     <w:sectPr>
       <w:pgSz w:w="11906" w:h="16838" w:orient="portrait"/>
